--- a/report/MANUSCRIPT.docx
+++ b/report/MANUSCRIPT.docx
@@ -2158,6 +2158,63 @@
           </w:p>
         </w:tc>
       </w:tr>
+      <w:tr>
+        <w:trPr>
+          <w:tblHeader w:val="false"/>
+        </w:trPr>
+        <w:tc>
+          <w:tcPr>
+            <w:tcW w:type="dxa" w:w="6360"/>
+            <w:tcMar>
+              <w:top w:type="dxa" w:w="60"/>
+              <w:left w:type="dxa" w:w="108"/>
+              <w:bottom w:type="dxa" w:w="60"/>
+              <w:right w:type="dxa" w:w="108"/>
+            </w:tcMar>
+          </w:tcPr>
+          <w:p>
+            <w:pPr>
+              <w:spacing w:after="20" w:before="20" w:line="240"/>
+            </w:pPr>
+            <w:r>
+              <w:rPr>
+                <w:rFonts w:ascii="Times New Roman" w:cs="Times New Roman" w:eastAsia="Times New Roman" w:hAnsi="Times New Roman"/>
+                <w:b w:val="false"/>
+                <w:bCs w:val="false"/>
+                <w:sz w:val="20"/>
+                <w:szCs w:val="20"/>
+              </w:rPr>
+              <w:t xml:space="preserve">Adjusted for OSA, hypertension and PCOS</w:t>
+            </w:r>
+          </w:p>
+        </w:tc>
+        <w:tc>
+          <w:tcPr>
+            <w:tcW w:type="dxa" w:w="3000"/>
+            <w:tcMar>
+              <w:top w:type="dxa" w:w="60"/>
+              <w:left w:type="dxa" w:w="108"/>
+              <w:bottom w:type="dxa" w:w="60"/>
+              <w:right w:type="dxa" w:w="108"/>
+            </w:tcMar>
+          </w:tcPr>
+          <w:p>
+            <w:pPr>
+              <w:spacing w:after="20" w:before="20" w:line="240"/>
+            </w:pPr>
+            <w:r>
+              <w:rPr>
+                <w:rFonts w:ascii="Times New Roman" w:cs="Times New Roman" w:eastAsia="Times New Roman" w:hAnsi="Times New Roman"/>
+                <w:b w:val="false"/>
+                <w:bCs w:val="false"/>
+                <w:sz w:val="20"/>
+                <w:szCs w:val="20"/>
+              </w:rPr>
+              <w:t xml:space="preserve">2.11 (1.48–3.01)</w:t>
+            </w:r>
+          </w:p>
+        </w:tc>
+      </w:tr>
     </w:tbl>
     <w:p>
       <w:pPr>
@@ -2278,6 +2335,71 @@
           <w:sz w:val="24"/>
           <w:szCs w:val="24"/>
         </w:rPr>
+        <w:t xml:space="preserve">The </w:t>
+      </w:r>
+      <w:r>
+        <w:rPr>
+          <w:rFonts w:ascii="Times New Roman" w:cs="Times New Roman" w:eastAsia="Times New Roman" w:hAnsi="Times New Roman"/>
+          <w:b/>
+          <w:bCs/>
+          <w:sz w:val="24"/>
+          <w:szCs w:val="24"/>
+        </w:rPr>
+        <w:t xml:space="preserve">comorbidity-adjusted</w:t>
+      </w:r>
+      <w:r>
+        <w:rPr>
+          <w:rFonts w:ascii="Times New Roman" w:cs="Times New Roman" w:eastAsia="Times New Roman" w:hAnsi="Times New Roman"/>
+          <w:sz w:val="24"/>
+          <w:szCs w:val="24"/>
+        </w:rPr>
+        <w:t xml:space="preserve"> analysis addresses the covariates matching did not balance. Obstructive sleep apnoea (29.5% versus 15.4%, SMD 0.342), polycystic ovary syndrome (0.171) and hypertension (0.146) all exceeded the balance threshold. Confounding requires both imbalance and association with the outcome, and only OSA met both (HR for seizure 1.87, 1.29–2.71, p &lt; 0.001); PCOS was imbalanced but unrelated to the outcome (1.14, 0.64–2.02, p = 0.65) and cannot confound. Adjusting for all three moves the estimate from 2.28 to </w:t>
+      </w:r>
+      <w:r>
+        <w:rPr>
+          <w:rFonts w:ascii="Times New Roman" w:cs="Times New Roman" w:eastAsia="Times New Roman" w:hAnsi="Times New Roman"/>
+          <w:b/>
+          <w:bCs/>
+          <w:sz w:val="24"/>
+          <w:szCs w:val="24"/>
+        </w:rPr>
+        <w:t xml:space="preserve">2.11 (1.48–3.01)</w:t>
+      </w:r>
+      <w:r>
+        <w:rPr>
+          <w:rFonts w:ascii="Times New Roman" w:cs="Times New Roman" w:eastAsia="Times New Roman" w:hAnsi="Times New Roman"/>
+          <w:sz w:val="24"/>
+          <w:szCs w:val="24"/>
+        </w:rPr>
+        <w:t xml:space="preserve">, a reduction of 7.5%, driven entirely by OSA. Adding pre-index visits returns it to 2.33 (1.58–3.45). Sleep apnoea therefore accounts for a small part of the association and not for its existence. </w:t>
+      </w:r>
+      <w:r>
+        <w:rPr>
+          <w:rFonts w:ascii="Times New Roman" w:cs="Times New Roman" w:eastAsia="Times New Roman" w:hAnsi="Times New Roman"/>
+          <w:i/>
+          <w:iCs/>
+          <w:sz w:val="24"/>
+          <w:szCs w:val="24"/>
+        </w:rPr>
+        <w:t xml:space="preserve">(Tables Z_T04, Z_T05)</w:t>
+      </w:r>
+    </w:p>
+    <w:p>
+      <w:pPr>
+        <w:spacing w:after="120"/>
+      </w:pPr>
+    </w:p>
+    <w:p>
+      <w:pPr>
+        <w:spacing w:after="0" w:line="480"/>
+        <w:jc w:val="left"/>
+      </w:pPr>
+      <w:r>
+        <w:rPr>
+          <w:rFonts w:ascii="Times New Roman" w:cs="Times New Roman" w:eastAsia="Times New Roman" w:hAnsi="Times New Roman"/>
+          <w:sz w:val="24"/>
+          <w:szCs w:val="24"/>
+        </w:rPr>
         <w:t xml:space="preserve">Death was less frequent in the IIH arm (cause-specific HR 0.61, 0.29–1.29), so the competing risk does not operate in a direction that would inflate the seizure estimate. </w:t>
       </w:r>
       <w:r>
@@ -3222,6 +3344,35 @@
           <w:szCs w:val="24"/>
         </w:rPr>
         <w:t xml:space="preserve"> Code-based seizure ascertainment is imperfect, and chart validation of code-positive comparators has not been completed.</w:t>
+      </w:r>
+    </w:p>
+    <w:p>
+      <w:pPr>
+        <w:spacing w:after="120"/>
+      </w:pPr>
+    </w:p>
+    <w:p>
+      <w:pPr>
+        <w:spacing w:after="0" w:line="480"/>
+        <w:jc w:val="left"/>
+      </w:pPr>
+      <w:r>
+        <w:rPr>
+          <w:rFonts w:ascii="Times New Roman" w:cs="Times New Roman" w:eastAsia="Times New Roman" w:hAnsi="Times New Roman"/>
+          <w:b/>
+          <w:bCs/>
+          <w:sz w:val="24"/>
+          <w:szCs w:val="24"/>
+        </w:rPr>
+        <w:t xml:space="preserve">Unmeasured and residual confounding by sleep-disordered breathing.</w:t>
+      </w:r>
+      <w:r>
+        <w:rPr>
+          <w:rFonts w:ascii="Times New Roman" w:cs="Times New Roman" w:eastAsia="Times New Roman" w:hAnsi="Times New Roman"/>
+          <w:sz w:val="24"/>
+          <w:szCs w:val="24"/>
+        </w:rPr>
+        <w:t xml:space="preserve"> OSA was substantially more common in the IIH arm despite matching, and is itself associated with seizure risk in this cohort. Adjustment reduced the estimate by 7.5% but OSA is ascertained from codes and is under-diagnosed in both arms, so residual confounding through this pathway remains plausible.</w:t>
       </w:r>
     </w:p>
     <w:p>

--- a/report/MANUSCRIPT.docx
+++ b/report/MANUSCRIPT.docx
@@ -226,7 +226,7 @@
           <w:sz w:val="24"/>
           <w:szCs w:val="24"/>
         </w:rPr>
-        <w:t xml:space="preserve"> Matched cohort study in an integrated health-record system. Adults with IIH were matched to comparators without IIH on sex, age, body mass index (BMI) and BMI calendar year, in five relaxing tiers. Comparators inherited the index date of the case to whom they were matched; a 180-day washout and a prevalent-seizure exclusion were applied to both arms at that shared date. Both arms were required to have at least one dated clinical encounter in the 12 months before the index date. The outcome, defined identically in both arms, was a qualifying seizure or epilepsy code after the washout, or anti-seizure medication continued for 180 days or more. Cause-specific hazard ratios were estimated by Cox regression with a robust variance clustered on the matched set. Differential detection was assessed using eleven negative-control outcomes, empirical calibration, six healthcare-contact measures and quantitative bias analysis.</w:t>
+        <w:t xml:space="preserve"> Matched cohort study in an integrated health-record system. Patients with IIH (aged 13–59 years) were matched to comparators without IIH on sex, age, body mass index (BMI) and BMI calendar year, in five relaxing tiers. Comparators inherited the index date of the case to whom they were matched; a 180-day washout and a prevalent-seizure exclusion were applied to both arms at that shared date. Both arms were required to have at least one dated clinical encounter in the 12 months before the index date. The outcome, defined identically in both arms, was a qualifying seizure or epilepsy code after the washout, or anti-seizure medication continued for 180 days or more. Cause-specific hazard ratios were estimated by Cox regression with a robust variance clustered on the matched set. Differential detection was assessed using eleven negative-control outcomes, empirical calibration, six healthcare-contact measures and quantitative bias analysis.</w:t>
       </w:r>
     </w:p>
     <w:p>
@@ -525,7 +525,7 @@
           <w:sz w:val="24"/>
           <w:szCs w:val="24"/>
         </w:rPr>
-        <w:t xml:space="preserve">Adults with a diagnosis of IIH formed the exposed arm. Each case was assigned an index date at diagnosis. Comparators were patients without any IIH code at any date.</w:t>
+        <w:t xml:space="preserve">Patients with a diagnosis of IIH formed the exposed arm. No age criterion was applied by this analysis; ages at index ranged from 13.0 to 59.1 years (median 35.1), the bounds being a property of the supplied extract rather than of the study design. Each case was assigned an index date at diagnosis. Comparators were patients without any IIH code at any date.</w:t>
       </w:r>
     </w:p>
     <w:p>
@@ -2211,6 +2211,63 @@
                 <w:szCs w:val="20"/>
               </w:rPr>
               <w:t xml:space="preserve">2.11 (1.48–3.01)</w:t>
+            </w:r>
+          </w:p>
+        </w:tc>
+      </w:tr>
+      <w:tr>
+        <w:trPr>
+          <w:tblHeader w:val="false"/>
+        </w:trPr>
+        <w:tc>
+          <w:tcPr>
+            <w:tcW w:type="dxa" w:w="6360"/>
+            <w:tcMar>
+              <w:top w:type="dxa" w:w="60"/>
+              <w:left w:type="dxa" w:w="108"/>
+              <w:bottom w:type="dxa" w:w="60"/>
+              <w:right w:type="dxa" w:w="108"/>
+            </w:tcMar>
+          </w:tcPr>
+          <w:p>
+            <w:pPr>
+              <w:spacing w:after="20" w:before="20" w:line="240"/>
+            </w:pPr>
+            <w:r>
+              <w:rPr>
+                <w:rFonts w:ascii="Times New Roman" w:cs="Times New Roman" w:eastAsia="Times New Roman" w:hAnsi="Times New Roman"/>
+                <w:b w:val="false"/>
+                <w:bCs w:val="false"/>
+                <w:sz w:val="20"/>
+                <w:szCs w:val="20"/>
+              </w:rPr>
+              <w:t xml:space="preserve">Restricted to age ≥18 at index</w:t>
+            </w:r>
+          </w:p>
+        </w:tc>
+        <w:tc>
+          <w:tcPr>
+            <w:tcW w:type="dxa" w:w="3000"/>
+            <w:tcMar>
+              <w:top w:type="dxa" w:w="60"/>
+              <w:left w:type="dxa" w:w="108"/>
+              <w:bottom w:type="dxa" w:w="60"/>
+              <w:right w:type="dxa" w:w="108"/>
+            </w:tcMar>
+          </w:tcPr>
+          <w:p>
+            <w:pPr>
+              <w:spacing w:after="20" w:before="20" w:line="240"/>
+            </w:pPr>
+            <w:r>
+              <w:rPr>
+                <w:rFonts w:ascii="Times New Roman" w:cs="Times New Roman" w:eastAsia="Times New Roman" w:hAnsi="Times New Roman"/>
+                <w:b w:val="false"/>
+                <w:bCs w:val="false"/>
+                <w:sz w:val="20"/>
+                <w:szCs w:val="20"/>
+              </w:rPr>
+              <w:t xml:space="preserve">2.26 (1.59–3.20)</w:t>
             </w:r>
           </w:p>
         </w:tc>
